--- a/manuscript/ILEDBV_Manuscript_Revised_v4.docx
+++ b/manuscript/ILEDBV_Manuscript_Revised_v4.docx
@@ -114,7 +114,7 @@
           <w:sz w:val="21"/>
           <w:lang w:val="en-US"/>
         </w:rPr>
-        <w:t xml:space="preserve">Integrated seawater reverse osmosis (SWRO) with brine valorization is widely proposed as a route to simultaneous energy reduction and near-zero liquid discharge, but such architectures are seldom tested against the physical bounds that their individual stages must obey. In this study, a consistency testing framework is applied to one architecture that combines subsurface intake, isobaric energy recovery, membrane brine concentration, selective Ca/Mg precipitation and mechanical-vapor-compression crystallization, and each subsystem is checked against a physical constraint rather than an assumed value. The brine-concentrator energy commonly assumed in this class of study, 0.5–1.0 kWh per cubic meter of brine, lies at or below the least work of separation for that feed (0.94 kWh m-3). A bounded estimate, obtained from that minimum and a 25–55% second-law efficiency, is 1.7–3.8 kWh m-3, raising the modeled total specific energy consumption to a median of 13.1 kWh m-3. Magnesium recovery is limited by alkalinity rather than by magnesium: the base required carries either 10.0 kg of CO2 per cubic meter of permeate in embodied carbon, approximately double the plant’s grid emissions, or an electrochemical cost of 27 kWh m-3. Lime dosing releases 5.3 times more calcium than the preceding carbonate step removes, so the train does not close. Costing those reagents explicitly is decisive: at $1.70 m-3, they exceed the $1.25 m-3 realizable mineral credit, and Monte Carlo propagation (300,000 samples) results in a net levelized cost of $2.20 m-3 (90% interval $1.38–$3.01) against $0.76 m-3 for conventional SWRO. Brine mineral valorization by alkaline precipitation is limited by the base—but by its supply route, not its stoichiometry. Generating the base electrochemically closes the calcium balance, makes the reagent carbon net negative, and reaches the conventional comparator below $0.033 kWh-1, where the purchased-alkali route stays above it even at zero electricity cost. That conclusion is conditional on low-carbon supply and excludes electrochemical capital. Treated as a single optimization, closing the calcium balance costs $0.44 m-3 at the base case even with a gypsum sink, and above $0.069 kWh-1 no on-site base can close the loop, because the reversible limit of water dissociation binds.</w:t>
+        <w:t xml:space="preserve">Integrated seawater reverse osmosis (SWRO) with brine valorization is widely proposed as a route to simultaneous energy reduction and near-zero liquid discharge, but such architectures are seldom tested against the physical bounds that their individual stages must obey. In this study, a consistency testing framework is applied to one architecture that combines subsurface intake, isobaric energy recovery, membrane brine concentration, selective Ca/Mg precipitation and mechanical-vapor-compression crystallization, and each subsystem is checked against a physical constraint rather than an assumed value. The brine-concentrator energy commonly assumed in this class of study, 0.5–1.0 kWh per cubic meter of brine, lies at or below the least work of separation for that feed (0.94 kWh m-3). A bounded estimate, obtained from that minimum and a 25–55% second-law efficiency, is 1.7–3.8 kWh m-3, raising the modeled total specific energy consumption to a median of 13.1 kWh m-3. Magnesium recovery is limited by alkalinity rather than by magnesium: the base required carries either 10.0 kg of CO2 per cubic meter of permeate in embodied carbon, approximately double the plant’s grid emissions, or an electrochemical cost of 27 kWh m-3. Lime dosing releases 5.3 times more calcium than the preceding carbonate step removes, so the train does not close. Costing those reagents explicitly is decisive: at $1.70 m-3, they exceed the $1.25 m-3 realizable mineral credit, and Monte Carlo propagation (300,000 samples) results in a net levelized cost of $2.20 m-3 (90% interval $1.38–$3.01) against $0.76 m-3 for conventional SWRO. Brine mineral valorization by alkaline precipitation is limited by the base—but by its supply route, not its stoichiometry. In the modeled route, electrochemical base generation closes the calcium balance and makes the reagent-carbon term net negative, but adds 27 kWh m-3 of electricity demand and requires low-carbon supply; it reaches the conventional comparator below $0.033 kWh-1, where the purchased-alkali route stays above it even at zero electricity cost, and electrochemical capital and coproduct handling are not included. Treating alkalinity and calcium as a single optimization quantifies the conditions for closure: the calcium balance costs $0.44 m-3 to close at the base case even with a gypsum sink, and above $0.069 kWh-1 no on-site base can close the loop, because the reversible limit of water dissociation binds.</w:t>
       </w:r>
     </w:p>
     <w:p>
@@ -6569,35 +6569,7 @@
           <w:sz w:val="21"/>
           <w:lang w:val="en-US"/>
         </w:rPr>
-        <w:t xml:space="preserve">Crystallization remains the dominant single term in every case, but the concentrator correction moves Case E from the 10.68 kWh m-3 originally reported to a </w:t>
-      </w:r>
-      <w:r>
-        <w:rPr>
-          <w:lang w:val="en-US"/>
-        </w:rPr>
-        <w:t>modeled</w:t>
-      </w:r>
-      <w:r>
-        <w:rPr>
-          <w:i w:val="false"/>
-          <w:sz w:val="21"/>
-          <w:lang w:val="en-US"/>
-        </w:rPr>
-        <w:t xml:space="preserve"> 11.</w:t>
-      </w:r>
-      <w:r>
-        <w:rPr>
-          <w:lang w:val="en-US"/>
-        </w:rPr>
-        <w:t>85–14</w:t>
-      </w:r>
-      <w:r>
-        <w:rPr>
-          <w:i w:val="false"/>
-          <w:sz w:val="21"/>
-          <w:lang w:val="en-US"/>
-        </w:rPr>
-        <w:t>.37 kWh m-3. As elsewhere in this paper, that range is a bounded model estimate rather than a measured or predicted plant value.</w:t>
+        <w:t xml:space="preserve">Crystallization remains the dominant single term in every case, but the concentrator correction moves Case E from the 10.68 kWh m-3 originally reported to a modeled 11.85–14.37 kWh m-3 (Fig. 2). As elsewhere in this paper, that range is a bounded model estimate rather than a measured or predicted plant value.</w:t>
       </w:r>
     </w:p>
     <w:p>
@@ -6963,129 +6935,7 @@
           <w:sz w:val="21"/>
           <w:lang w:val="en-US"/>
         </w:rPr>
-        <w:t xml:space="preserve">Integrating the rising concentrate osmotic pressure over the extracted volume gives Eq. (8). </w:t>
-      </w:r>
-      <w:r>
-        <w:rPr>
-          <w:lang w:val="en-US"/>
-        </w:rPr>
-        <w:t>At the modeled RO brine (49 bar) and 50% concentrator recovery this evaluates to 0.944</w:t>
-      </w:r>
-      <w:r>
-        <w:rPr>
-          <w:i w:val="false"/>
-          <w:sz w:val="21"/>
-          <w:lang w:val="en-US"/>
-        </w:rPr>
-      </w:r>
-      <w:r>
-        <w:rPr>
-          <w:lang w:val="en-US"/>
-        </w:rPr>
-      </w:r>
-      <w:r>
-        <w:rPr>
-          <w:i w:val="false"/>
-          <w:sz w:val="21"/>
-          <w:lang w:val="en-US"/>
-        </w:rPr>
-      </w:r>
-      <w:r>
-        <w:rPr>
-          <w:lang w:val="en-US"/>
-        </w:rPr>
-      </w:r>
-      <w:r>
-        <w:rPr>
-          <w:i w:val="false"/>
-          <w:sz w:val="21"/>
-          <w:lang w:val="en-US"/>
-        </w:rPr>
-        <w:t xml:space="preserve"> kWh per cubic </w:t>
-      </w:r>
-      <w:r>
-        <w:rPr>
-          <w:lang w:val="en-US"/>
-        </w:rPr>
-        <w:t>meter</w:t>
-      </w:r>
-      <w:r>
-        <w:rPr>
-          <w:i w:val="false"/>
-          <w:sz w:val="21"/>
-          <w:lang w:val="en-US"/>
-        </w:rPr>
-        <w:t xml:space="preserve"> of brine processed. Any real stage must exceed it. The 0.</w:t>
-      </w:r>
-      <w:r>
-        <w:rPr>
-          <w:lang w:val="en-US"/>
-        </w:rPr>
-        <w:t>5–1</w:t>
-      </w:r>
-      <w:r>
-        <w:rPr>
-          <w:i w:val="false"/>
-          <w:sz w:val="21"/>
-          <w:lang w:val="en-US"/>
-        </w:rPr>
-        <w:t>.0 kWh m-3 range adopted in the original Section 3.6, and in comparable published assessments, spans 0.53 to 1.06 times this minimum: the midpoint is thermodynamically inadmissible</w:t>
-      </w:r>
-      <w:r>
-        <w:rPr>
-          <w:lang w:val="en-US"/>
-        </w:rPr>
-        <w:t>,</w:t>
-      </w:r>
-      <w:r>
-        <w:rPr>
-          <w:i w:val="false"/>
-          <w:sz w:val="21"/>
-          <w:lang w:val="en-US"/>
-        </w:rPr>
-        <w:t xml:space="preserve"> and the upper bound would require a second-law efficiency of 94%. Dividing the reversible minimum by the </w:t>
-      </w:r>
-      <w:r>
-        <w:rPr>
-          <w:lang w:val="en-US"/>
-        </w:rPr>
-        <w:t>25–55%</w:t>
-      </w:r>
-      <w:r>
-        <w:rPr>
-          <w:i w:val="false"/>
-          <w:sz w:val="21"/>
-          <w:lang w:val="en-US"/>
-        </w:rPr>
-        <w:t xml:space="preserve"> second-law efficiency range characteristic of high-pressure membrane stages gives a bounded estimate of 1.</w:t>
-      </w:r>
-      <w:r>
-        <w:rPr>
-          <w:lang w:val="en-US"/>
-        </w:rPr>
-        <w:t>72–3</w:t>
-      </w:r>
-      <w:r>
-        <w:rPr>
-          <w:i w:val="false"/>
-          <w:sz w:val="21"/>
-          <w:lang w:val="en-US"/>
-        </w:rPr>
-        <w:t xml:space="preserve">.77 kWh m-3. We describe this as a bounded estimate rather than an attainable or demonstrated value: it is derived from a thermodynamic bound and an assumed efficiency range, not from measurement of a stage operating on this feed. All </w:t>
-      </w:r>
-      <w:r>
-        <w:rPr>
-          <w:lang w:val="en-US"/>
-        </w:rPr>
-        <w:t xml:space="preserve">the </w:t>
-      </w:r>
-      <w:r>
-        <w:rPr>
-          <w:i w:val="false"/>
-          <w:sz w:val="21"/>
-          <w:lang w:val="en-US"/>
-        </w:rPr>
-        <w:t>results below use that range.</w:t>
+        <w:t xml:space="preserve">Integrating the rising concentrate osmotic pressure over the extracted volume gives Eq. (8). At the modeled RO brine (49 bar) and 50% concentrator recovery this evaluates to 0.944 kWh per cubic meter of brine processed. Any real stage must exceed it. The 0.5–1.0 kWh m-3 range adopted in the original Section 3.6, and in comparable published assessments, spans 0.53 to 1.06 times this minimum: the midpoint is thermodynamically inadmissible, and the upper bound would require a second-law efficiency of 94%. Dividing the reversible minimum by the 25–55% second-law efficiency range characteristic of high-pressure membrane stages gives a bounded estimate of 1.72–3.77 kWh m-3 (Fig. 3). We describe this as a bounded estimate rather than an attainable or demonstrated value: it is derived from a thermodynamic bound and an assumed efficiency range, not from measurement of a stage operating on this feed. All the results below use that range.</w:t>
       </w:r>
     </w:p>
     <w:p>
@@ -7345,91 +7195,7 @@
           <w:sz w:val="21"/>
           <w:lang w:val="en-US"/>
         </w:rPr>
-        <w:t>Precipitating Mg(OH)2 requires two equivalents of base per mole of product</w:t>
-      </w:r>
-      <w:r>
-        <w:rPr>
-          <w:lang w:val="en-US"/>
-        </w:rPr>
-        <w:t>;</w:t>
-      </w:r>
-      <w:r>
-        <w:rPr>
-          <w:i w:val="false"/>
-          <w:sz w:val="21"/>
-          <w:lang w:val="en-US"/>
-        </w:rPr>
-        <w:t xml:space="preserve"> however</w:t>
-      </w:r>
-      <w:r>
-        <w:rPr>
-          <w:lang w:val="en-US"/>
-        </w:rPr>
-        <w:t>,</w:t>
-      </w:r>
-      <w:r>
-        <w:rPr>
-          <w:i w:val="false"/>
-          <w:sz w:val="21"/>
-          <w:lang w:val="en-US"/>
-        </w:rPr>
-        <w:t xml:space="preserve"> the base is supplied </w:t>
-      </w:r>
-      <w:r>
-        <w:rPr>
-          <w:lang w:val="en-US"/>
-        </w:rPr>
-        <w:t>(</w:t>
-      </w:r>
-      <w:r>
-        <w:rPr>
-          <w:i w:val="false"/>
-          <w:sz w:val="21"/>
-          <w:lang w:val="en-US"/>
-        </w:rPr>
-        <w:t>Eq. (12)</w:t>
-      </w:r>
-      <w:r>
-        <w:rPr>
-          <w:lang w:val="en-US"/>
-        </w:rPr>
-        <w:t>)</w:t>
-      </w:r>
-      <w:r>
-        <w:rPr>
-          <w:i w:val="false"/>
-          <w:sz w:val="21"/>
-          <w:lang w:val="en-US"/>
-        </w:rPr>
-        <w:t xml:space="preserve">. Table 3 </w:t>
-      </w:r>
-      <w:r>
-        <w:rPr>
-          <w:lang w:val="en-US"/>
-        </w:rPr>
-        <w:t>shows</w:t>
-      </w:r>
-      <w:r>
-        <w:rPr>
-          <w:i w:val="false"/>
-          <w:sz w:val="21"/>
-          <w:lang w:val="en-US"/>
-        </w:rPr>
-        <w:t xml:space="preserve"> four routes on a common basis of one cubic </w:t>
-      </w:r>
-      <w:r>
-        <w:rPr>
-          <w:lang w:val="en-US"/>
-        </w:rPr>
-        <w:t>meter</w:t>
-      </w:r>
-      <w:r>
-        <w:rPr>
-          <w:i w:val="false"/>
-          <w:sz w:val="21"/>
-          <w:lang w:val="en-US"/>
-        </w:rPr>
-        <w:t xml:space="preserve"> of permeate.</w:t>
+        <w:t xml:space="preserve">Precipitating Mg(OH)2 requires two equivalents of base per mole of product; however, the base is supplied (Eq. (12)). Table 3 and Fig. 4 show four routes on a common basis of one cubic meter of permeate.</w:t>
       </w:r>
     </w:p>
     <w:tbl>
@@ -10204,7 +9970,7 @@
                 <w:szCs w:val="22"/>
                 <w:lang w:val="en-US" w:eastAsia="en-US" w:bidi="ar-SA"/>
               </w:rPr>
-              <w:t>Labor</w:t>
+              <w:t>Labor</w:t>
             </w:r>
           </w:p>
         </w:tc>
@@ -11672,21 +11438,7 @@
           <w:sz w:val="21"/>
           <w:lang w:val="en-US"/>
         </w:rPr>
-        <w:t>The parameters the consistency tests identify as governing were propagated by Monte Carlo with 300,000 samples (seed 20260919), sampling concentrator second-law efficiency, crystallizer energy, intake energy, electricity and reagent prices, CAPEX uplift, sellable fractions and prices for both minerals, reagent embodied carbon and grid carbon intensity. Every parameter is sampled from an independent uniform distribution over the interval given in Table 7; uniform sampling is used deliberately, since for most of these quantities</w:t>
-      </w:r>
-      <w:r>
-        <w:rPr>
-          <w:lang w:val="en-US"/>
-        </w:rPr>
-        <w:t>,</w:t>
-      </w:r>
-      <w:r>
-        <w:rPr>
-          <w:i w:val="false"/>
-          <w:sz w:val="21"/>
-          <w:lang w:val="en-US"/>
-        </w:rPr>
-        <w:t xml:space="preserve"> the literature supports a plausible range but not a shape.</w:t>
+        <w:t xml:space="preserve">The parameters the consistency tests identify as governing were propagated by Monte Carlo with 300,000 samples (seed 20260919), sampling concentrator second-law efficiency, crystallizer energy, intake energy, electricity and reagent prices, CAPEX uplift, sellable fractions and prices for both minerals, reagent embodied carbon and grid carbon intensity. Every parameter is sampled from an independent uniform distribution over the interval given in Table 7; uniform sampling is used deliberately, since for most of these quantities, the literature supports a plausible range but not a shape. The results are summarized in Table 8 and Fig. 5.</w:t>
       </w:r>
     </w:p>
     <w:tbl>
@@ -15496,153 +15248,7 @@
           <w:sz w:val="21"/>
           <w:lang w:val="en-US"/>
         </w:rPr>
-        <w:t xml:space="preserve">The earlier version of this analysis treated </w:t>
-      </w:r>
-      <w:r>
-        <w:rPr>
-          <w:lang w:val="en-US"/>
-        </w:rPr>
-        <w:t>nonenergy</w:t>
-      </w:r>
-      <w:r>
-        <w:rPr>
-          <w:i w:val="false"/>
-          <w:sz w:val="21"/>
-          <w:lang w:val="en-US"/>
-        </w:rPr>
-        <w:t xml:space="preserve"> operating cost as a share of energy cost, which concealed the dominant term. </w:t>
-      </w:r>
-      <w:r>
-        <w:rPr>
-          <w:lang w:val="en-US"/>
-        </w:rPr>
-        <w:t>Costed explicitly, the precipitation reagents come to a median of $1.70</w:t>
-      </w:r>
-      <w:r>
-        <w:rPr>
-          <w:i w:val="false"/>
-          <w:sz w:val="21"/>
-          <w:lang w:val="en-US"/>
-        </w:rPr>
-      </w:r>
-      <w:r>
-        <w:rPr>
-          <w:lang w:val="en-US"/>
-        </w:rPr>
-      </w:r>
-      <w:r>
-        <w:rPr>
-          <w:i w:val="false"/>
-          <w:sz w:val="21"/>
-          <w:lang w:val="en-US"/>
-        </w:rPr>
-      </w:r>
-      <w:r>
-        <w:rPr>
-          <w:lang w:val="en-US"/>
-        </w:rPr>
-      </w:r>
-      <w:r>
-        <w:rPr>
-          <w:i w:val="false"/>
-          <w:sz w:val="21"/>
-          <w:lang w:val="en-US"/>
-        </w:rPr>
-        <w:t xml:space="preserve"> per cubic </w:t>
-      </w:r>
-      <w:r>
-        <w:rPr>
-          <w:lang w:val="en-US"/>
-        </w:rPr>
-        <w:t>meter</w:t>
-      </w:r>
-      <w:r>
-        <w:rPr>
-          <w:i w:val="false"/>
-          <w:sz w:val="21"/>
-          <w:lang w:val="en-US"/>
-        </w:rPr>
-        <w:t xml:space="preserve"> of permeate against a median </w:t>
-      </w:r>
-      <w:r>
-        <w:rPr>
-          <w:lang w:val="en-US"/>
-        </w:rPr>
-        <w:t>realizable</w:t>
-      </w:r>
-      <w:r>
-        <w:rPr>
-          <w:i w:val="false"/>
-          <w:sz w:val="21"/>
-          <w:lang w:val="en-US"/>
-        </w:rPr>
-        <w:t xml:space="preserve"> mineral credit of $1.25. The soda ash and lime required to precipitate the two products cost more than the products are worth. Of the 300,000 sampled combinations of prices, sellable fractions and capital assumptions, 271 (0.09%) produced a net cost below the conventional comparator, the most </w:t>
-      </w:r>
-      <w:r>
-        <w:rPr>
-          <w:lang w:val="en-US"/>
-        </w:rPr>
-        <w:t>favorable</w:t>
-      </w:r>
-      <w:r>
-        <w:rPr>
-          <w:i w:val="false"/>
-          <w:sz w:val="21"/>
-          <w:lang w:val="en-US"/>
-        </w:rPr>
-        <w:t xml:space="preserve"> reaching $0.35 m-3. The architecture is therefore not categorically more expensive; it is competitive only in a small corner of the sampled space, which Section 4.11 locates.</w:t>
-      </w:r>
-      <w:r>
-        <w:rPr>
-          <w:lang w:val="en-US"/>
-        </w:rPr>
-      </w:r>
-      <w:r>
-        <w:rPr>
-          <w:i w:val="false"/>
-          <w:sz w:val="21"/>
-          <w:lang w:val="en-US"/>
-        </w:rPr>
-      </w:r>
-      <w:r>
-        <w:rPr>
-          <w:lang w:val="en-US"/>
-        </w:rPr>
-      </w:r>
-      <w:r>
-        <w:rPr>
-          <w:i w:val="false"/>
-          <w:sz w:val="21"/>
-          <w:lang w:val="en-US"/>
-        </w:rPr>
-        <w:t xml:space="preserve"> No sampled configuration is carbon negative. The comparator itself requires definition: the $0.76 m-3 figure is a levelized cost for a conventional SWRO plant covering intake, pretreatment, high-pressure pumping with energy recovery, posttreatment, brine outfall, membrane replacement, labor, maintenance and annualized capital at the same 6% discount rate and 20-year life used here. It excludes distribution and excludes any valorization train.</w:t>
-      </w:r>
-      <w:r>
-        <w:rPr>
-          <w:lang w:val="en-US"/>
-        </w:rPr>
-      </w:r>
-      <w:r>
-        <w:rPr>
-          <w:i w:val="false"/>
-          <w:sz w:val="21"/>
-          <w:lang w:val="en-US"/>
-        </w:rPr>
-        <w:t xml:space="preserve"> Table 6 </w:t>
-      </w:r>
-      <w:r>
-        <w:rPr>
-          <w:lang w:val="en-US"/>
-        </w:rPr>
-        <w:t>shows</w:t>
-      </w:r>
-      <w:r>
-        <w:rPr>
-          <w:i w:val="false"/>
-          <w:sz w:val="21"/>
-          <w:lang w:val="en-US"/>
-        </w:rPr>
-        <w:t xml:space="preserve"> the two boundaries side by side, and the comparison in this paper is made on that table rather than between headline figures.</w:t>
+        <w:t xml:space="preserve">The earlier version of this analysis treated nonenergy operating cost as a share of energy cost, which concealed the dominant term. Costed explicitly (Table 5), the precipitation reagents come to a median of $1.70 per cubic meter of permeate against a median realizable mineral credit of $1.25. The soda ash and lime required to precipitate the two products cost more than the products are worth. Of the 300,000 sampled combinations of prices, sellable fractions and capital assumptions, 271 (0.09%) produced a net cost below the conventional comparator, the most favorable reaching $0.35 m-3. The architecture is therefore not categorically more expensive; it is competitive only in a small corner of the sampled space, which Section 4.11 locates. No sampled configuration is carbon negative; Fig. 6 separates the carbon account into its electricity and reagent terms across the range of grid intensity. The comparator itself requires definition: the $0.76 m-3 figure is a levelized cost for a conventional SWRO plant covering intake, pretreatment, high-pressure pumping with energy recovery, posttreatment, brine outfall, membrane replacement, labor, maintenance and annualized capital at the same 6% discount rate and 20-year life used here. It excludes distribution and excludes any valorization train. Table 6 shows the two boundaries side by side, and the comparison in this paper is made on that table rather than between headline figures.</w:t>
       </w:r>
     </w:p>
     <w:p>
@@ -20280,7 +19886,7 @@
           <w:sz w:val="21"/>
           <w:lang w:val="en-US"/>
         </w:rPr>
-        <w:t xml:space="preserve">The osmotic coefficient correction in Eq. (5) is carried as a swept parameter rather than a fitted correlation. Locking it requires implementing the seawater property correlations of [22] and [12] over the full 35–125 g kg-1 range of this process and resolving the concentrator duty; the deposited code is structured to accept that substitution. Until that is done, every specific-energy figure reported here is a bounded model estimate rather than a final quantitative prediction and should be cited as such. Section 4.5 bounds the residual uncertainty from this source at under 2% of the total SEC, so no conclusion in this paper turns on it. The embodied-carbon factors for soda ash and lime are indicative and are swept rather than fixed. Precipitation yields are taken from the literature and not measured here, and product purity is not modeled: purity is set by coprecipitation and occlusion of the sodium chloride background [9], which determines whether the solids meet any industrial specification and therefore whether the sellable fractions assumed here are attainable at all. The residual liquid fraction is modeled, not validated. Subsurface intake performance is site dependent, and the risks of aquifer clogging and seawater intrusion are not modeled. The coupled program of Section 4.13 is linear and deliberately coarse: it does not represent precipitation kinetics, coprecipitation between steps or the residual solubility of gypsum in concentrated brine, which is carried as the swept fraction f_gyp; it excludes the capital cost of any electrochemical unit and the disposition of its acid or chlorine coproduct; and the reversible limit it uses is a thermodynamic bound, not an achievable operating point.</w:t>
+        <w:t xml:space="preserve">The osmotic coefficient correction in Eq. (5) is carried as a swept parameter rather than a fitted correlation. Locking it requires implementing the seawater property correlations of [22] and [12] over the full 35–125 g kg-1 range of this process and resolving the concentrator duty; the deposited code is structured to accept that substitution. Until that is done, every specific-energy figure reported here is a bounded model estimate rather than a final quantitative prediction and should be cited as such. Section 4.5 bounds the residual uncertainty from this source at under 2% of the total SEC, so no conclusion in this paper turns on it. The embodied-carbon factors for soda ash and lime are indicative and are swept rather than fixed. Precipitation yields are taken from the literature and not measured here, and product purity is not modeled: purity is set by coprecipitation and occlusion of the sodium chloride background [9], which determines whether the solids meet any industrial specification and therefore whether the sellable fractions assumed here are attainable at all. The residual liquid fraction is modeled, not validated. Subsurface intake performance is site dependent, and the risks of aquifer clogging and seawater intrusion are not modeled. The coupled program of Section 4.13 is linear and deliberately coarse: it does not represent precipitation kinetics, coprecipitation between steps or the residual solubility of gypsum in concentrated brine, which is carried as the swept fraction f_gyp; it excludes the capital cost of any electrochemical unit and the disposition of its acid or chlorine coproduct; and the reversible limit it uses is a thermodynamic bound, not an achievable operating point. Lithium recovery is excluded from the baseline: at the corrected economics the net cost gap to the comparator is about $1.44 m-3, and no lithium credit is assumed against it.</w:t>
       </w:r>
     </w:p>
     <w:p>
@@ -20694,157 +20300,7 @@
           <w:sz w:val="21"/>
           <w:lang w:val="en-US"/>
         </w:rPr>
-        <w:t xml:space="preserve">One route unbinds that constraint, and quantifying it is the practical value of this analysis. </w:t>
-      </w:r>
-      <w:r>
-        <w:rPr>
-          <w:lang w:val="en-US"/>
-        </w:rPr>
-        <w:t>When the base is generated electrochemically on site, with captured CO2</w:t>
-      </w:r>
-      <w:r>
-        <w:rPr>
-          <w:i w:val="false"/>
-          <w:sz w:val="21"/>
-          <w:lang w:val="en-US"/>
-        </w:rPr>
-      </w:r>
-      <w:r>
-        <w:rPr>
-          <w:lang w:val="en-US"/>
-        </w:rPr>
-      </w:r>
-      <w:r>
-        <w:rPr>
-          <w:i w:val="false"/>
-          <w:sz w:val="21"/>
-          <w:lang w:val="en-US"/>
-        </w:rPr>
-        <w:t xml:space="preserve"> as the carbonate source, the calcium balance </w:t>
-      </w:r>
-      <w:r>
-        <w:rPr>
-          <w:lang w:val="en-US"/>
-        </w:rPr>
-        <w:t xml:space="preserve">is </w:t>
-      </w:r>
-      <w:r>
-        <w:rPr>
-          <w:i w:val="false"/>
-          <w:sz w:val="21"/>
-          <w:lang w:val="en-US"/>
-        </w:rPr>
-        <w:t>exactly</w:t>
-      </w:r>
-      <w:r>
-        <w:rPr>
-          <w:lang w:val="en-US"/>
-        </w:rPr>
-        <w:t xml:space="preserve"> closed</w:t>
-      </w:r>
-      <w:r>
-        <w:rPr>
-          <w:i w:val="false"/>
-          <w:sz w:val="21"/>
-          <w:lang w:val="en-US"/>
-        </w:rPr>
-        <w:t xml:space="preserve">, </w:t>
-      </w:r>
-      <w:r>
-        <w:rPr>
-          <w:lang w:val="en-US"/>
-        </w:rPr>
-        <w:t>reagent carbon is made net negative at -0.94 kg CO2 m-3</w:t>
-      </w:r>
-      <w:r>
-        <w:rPr>
-          <w:i w:val="false"/>
-          <w:sz w:val="21"/>
-          <w:lang w:val="en-US"/>
-        </w:rPr>
-      </w:r>
-      <w:r>
-        <w:rPr>
-          <w:lang w:val="en-US"/>
-        </w:rPr>
-      </w:r>
-      <w:r>
-        <w:rPr>
-          <w:i w:val="false"/>
-          <w:sz w:val="21"/>
-          <w:lang w:val="en-US"/>
-        </w:rPr>
-        <w:t xml:space="preserve">, and the reagent bill </w:t>
-      </w:r>
-      <w:r>
-        <w:rPr>
-          <w:lang w:val="en-US"/>
-        </w:rPr>
-        <w:t xml:space="preserve">is replaced </w:t>
-      </w:r>
-      <w:r>
-        <w:rPr>
-          <w:i w:val="false"/>
-          <w:sz w:val="21"/>
-          <w:lang w:val="en-US"/>
-        </w:rPr>
-        <w:t xml:space="preserve">with 27.1 kWh m-3 of electrochemical demand. Because </w:t>
-      </w:r>
-      <w:r>
-        <w:rPr>
-          <w:lang w:val="en-US"/>
-        </w:rPr>
-        <w:t>it</w:t>
-      </w:r>
-      <w:r>
-        <w:rPr>
-          <w:i w:val="false"/>
-          <w:sz w:val="21"/>
-          <w:lang w:val="en-US"/>
-        </w:rPr>
-        <w:t xml:space="preserve"> substitutes a commodity price for an energy price, it has a crossing the purchased-alkali route does not: route D reaches the conventional comparator below $0.033 kWh-1, whereas route A remains $0.34 m-3 above it even at zero electricity cost. The result is conditional in two ways that should be stated alongside it. The electricity must also be low carbon, since the same demand drawn at grid intensity is worse than the route it replaces</w:t>
-      </w:r>
-      <w:r>
-        <w:rPr>
-          <w:lang w:val="en-US"/>
-        </w:rPr>
-        <w:t>,</w:t>
-      </w:r>
-      <w:r>
-        <w:rPr>
-          <w:i w:val="false"/>
-          <w:sz w:val="21"/>
-          <w:lang w:val="en-US"/>
-        </w:rPr>
-        <w:t xml:space="preserve"> and the capital cost of the electrochemical unit, together with the disposition of its chlorine </w:t>
-      </w:r>
-      <w:r>
-        <w:rPr>
-          <w:lang w:val="en-US"/>
-        </w:rPr>
-        <w:t>coproduct</w:t>
-      </w:r>
-      <w:r>
-        <w:rPr>
-          <w:i w:val="false"/>
-          <w:sz w:val="21"/>
-          <w:lang w:val="en-US"/>
-        </w:rPr>
-        <w:t xml:space="preserve">, is not </w:t>
-      </w:r>
-      <w:r>
-        <w:rPr>
-          <w:lang w:val="en-US"/>
-        </w:rPr>
-        <w:t>modeled</w:t>
-      </w:r>
-      <w:r>
-        <w:rPr>
-          <w:i w:val="false"/>
-          <w:sz w:val="21"/>
-          <w:lang w:val="en-US"/>
-        </w:rPr>
-        <w:t xml:space="preserve"> here and would have to be quoted before the figure could be relied on. Subject to those, brine valorization appears to be an energy-price problem rather than a stoichiometric impossibility, which is a materially different conclusion from the one this architecture started with.</w:t>
+        <w:t xml:space="preserve">One modeled route removes that constraint, and quantifying the conditions under which it does so is the practical value of this analysis. When the base is generated electrochemically on site, with captured CO2 as the carbonate source, the calcium balance is exactly closed, reagent carbon is made net negative at -0.94 kg CO2 m-3, and the reagent bill is replaced with 27.1 kWh m-3 of electrochemical demand. Because it substitutes a commodity price for an energy price, it has a crossing the purchased-alkali route does not: route D reaches the conventional comparator below $0.033 kWh-1, whereas route A remains $0.34 m-3 above it even at zero electricity cost. The result is conditional in two ways that should be stated alongside it. The electricity must also be low carbon, since the same demand drawn at grid intensity is worse than the route it replaces, and the capital cost of the electrochemical unit, together with the disposition of its chlorine coproduct, is not modeled here and would have to be quoted before the figure could be relied on. Subject to those, brine valorization appears to be an energy-price problem rather than a stoichiometric impossibility, which is a materially different conclusion from the one this architecture started with.</w:t>
       </w:r>
     </w:p>
     <w:p>
@@ -20859,7 +20315,7 @@
           <w:sz w:val="21"/>
           <w:lang w:val="en-US"/>
         </w:rPr>
-        <w:t xml:space="preserve">Treated as one design problem, alkalinity supply and calcium closure give the architecture question a quantitative answer. Closing the calcium balance costs $0.44 per cubic meter at the base case even with gypsum as a calcium sink, and $0.73 without it, and it cannot be bought cheaply with purchased reagents. With on-site base, the closed loop reaches the comparator only if the base is generated at better than about 19 mol OH- per kWh from electricity at or below the $0.048 kWh-1 industrial tariff, and above $0.069 kWh-1 it cannot reach it at all, because the reversible limit of water dissociation, 45 mol OH- per kWh, binds first. The next stage of this work is therefore to score candidate alkalinity pathways on cost, carbon, yield per kWh and calcium together, as Section 5.4 sets out.</w:t>
+        <w:t xml:space="preserve">Treated as one design problem, alkalinity supply and calcium closure give the architecture question a quantitative answer. Closing the calcium balance costs $0.44 per cubic meter at the base case even with gypsum as a calcium sink, and $0.73 without it, and it cannot be bought cheaply with purchased reagents. With on-site base, the closed loop reaches the comparator only if the base is generated at better than about 19 mol OH- per kWh from electricity at or below the $0.048 kWh-1 industrial tariff, and above $0.069 kWh-1 it cannot reach it at all, because the reversible limit of water dissociation, 45 mol OH- per kWh, binds first. The next stage of this work is therefore to score candidate alkalinity pathways on cost, carbon, yield per kWh and calcium together, as Section 5.4 sets out. This paper does not report a working valorization process; it identifies the conditions such a process would have to meet and quantifies how far the architecture examined here is from them.</w:t>
       </w:r>
     </w:p>
     <w:p>

--- a/manuscript/ILEDBV_Manuscript_Revised_v4.docx
+++ b/manuscript/ILEDBV_Manuscript_Revised_v4.docx
@@ -22284,7 +22284,7 @@
           <w:sz w:val="21"/>
           <w:lang w:val="en-US"/>
         </w:rPr>
-        <w:t xml:space="preserve">The model implementation, the parameter set, the random seed, and the scripts that generate every table and figure are openly available at https://github.com/sandlerleon/iledbv-desalination-model, release tag v2.1.0. An archived snapshot of that release is deposited at https://doi.org/10.5281/zenodo.22178234; this manuscript and the point-by-point response to reviewers are deposited at https://doi.org/10.5281/zenodo.22178232. Both are concept DOIs and resolve to the current version of each deposit. The revised version was produced with Python 3.11.9 and NumPy 2.4.6. Running iledbv_revision_v2.py, design_and_costing.py, boron_recalc.py, reversal_analysis.py and alkalinity_calcium_design.py regenerates the JSON files from which every number in this paper is taken; audit_manuscript.py rechecks the built document against them. No experimental data were generated.</w:t>
+        <w:t>The model implementation, the parameter set, the random seed, and the scripts that generate every table and figure are openly available at https://github.com/sandlerleon/iledbv-desalination-model, release tag v2.3.0. An archived snapshot of that release is deposited at https://doi.org/10.5281/zenodo.22178234; this manuscript and the point-by-point response to reviewers are deposited at https://doi.org/10.5281/zenodo.22178232. Both are concept DOIs and resolve to the current version of each deposit. The revised version was produced with Python 3.11.9 and NumPy 2.4.6. Running iledbv_revision_v2.py, design_and_costing.py, boron_recalc.py, reversal_analysis.py and alkalinity_calcium_design.py regenerates the JSON files from which every number in this paper is taken; audit_manuscript.py rechecks the built document against them. No experimental data were generated.</w:t>
       </w:r>
     </w:p>
     <w:p>
